--- a/inst/validation/F2F_comp_lit_summary_2026-08-31.docx
+++ b/inst/validation/F2F_comp_lit_summary_2026-08-31.docx
@@ -9500,7 +9500,7 @@
               <w:start w:val="single" w:space="0" w:color="D3D3D3"/>
               <w:end w:val="single" w:space="0" w:color="D3D3D3"/>
             </w:tcBorders>
-            <w:shd w:val="clear" w:color="auto" w:fill="FFDDDD"/>
+            <w:shd w:val="clear" w:color="auto" w:fill="DDFFDD"/>
           </w:tcPr>
           <w:p>
             <w:pPr>
@@ -9525,7 +9525,7 @@
               <w:start w:val="single" w:space="0" w:color="D3D3D3"/>
               <w:end w:val="single" w:space="0" w:color="D3D3D3"/>
             </w:tcBorders>
-            <w:shd w:val="clear" w:color="auto" w:fill="FFDDDD"/>
+            <w:shd w:val="clear" w:color="auto" w:fill="DDFFDD"/>
           </w:tcPr>
           <w:p>
             <w:pPr>
@@ -9550,7 +9550,7 @@
               <w:start w:val="single" w:space="0" w:color="D3D3D3"/>
               <w:end w:val="single" w:space="0" w:color="D3D3D3"/>
             </w:tcBorders>
-            <w:shd w:val="clear" w:color="auto" w:fill="FFDDDD"/>
+            <w:shd w:val="clear" w:color="auto" w:fill="DDFFDD"/>
           </w:tcPr>
           <w:p>
             <w:pPr>
@@ -9575,7 +9575,7 @@
               <w:start w:val="single" w:space="0" w:color="D3D3D3"/>
               <w:end w:val="single" w:space="0" w:color="D3D3D3"/>
             </w:tcBorders>
-            <w:shd w:val="clear" w:color="auto" w:fill="FFDDDD"/>
+            <w:shd w:val="clear" w:color="auto" w:fill="DDFFDD"/>
           </w:tcPr>
           <w:p>
             <w:pPr>
@@ -9600,7 +9600,7 @@
               <w:start w:val="single" w:space="0" w:color="D3D3D3"/>
               <w:end w:val="single" w:space="0" w:color="D3D3D3"/>
             </w:tcBorders>
-            <w:shd w:val="clear" w:color="auto" w:fill="FFDDDD"/>
+            <w:shd w:val="clear" w:color="auto" w:fill="DDFFDD"/>
           </w:tcPr>
           <w:p>
             <w:pPr>
@@ -9625,7 +9625,7 @@
               <w:start w:val="single" w:space="0" w:color="D3D3D3"/>
               <w:end w:val="single" w:space="0" w:color="D3D3D3"/>
             </w:tcBorders>
-            <w:shd w:val="clear" w:color="auto" w:fill="FFDDDD"/>
+            <w:shd w:val="clear" w:color="auto" w:fill="DDFFDD"/>
           </w:tcPr>
           <w:p>
             <w:pPr>
@@ -9650,7 +9650,7 @@
               <w:start w:val="single" w:space="0" w:color="D3D3D3"/>
               <w:end w:val="single" w:space="0" w:color="D3D3D3"/>
             </w:tcBorders>
-            <w:shd w:val="clear" w:color="auto" w:fill="FFDDDD"/>
+            <w:shd w:val="clear" w:color="auto" w:fill="DDFFDD"/>
           </w:tcPr>
           <w:p>
             <w:pPr>
@@ -9675,70 +9675,70 @@
               <w:start w:val="single" w:space="0" w:color="D3D3D3"/>
               <w:end w:val="single" w:space="0" w:color="D3D3D3"/>
             </w:tcBorders>
-            <w:shd w:val="clear" w:color="auto" w:fill="FFDDDD"/>
-          </w:tcPr>
-          <w:p>
-            <w:pPr>
-              <w:spacing w:before="0" w:after="60"/>
-              <w:keepNext/>
-              <w:jc w:val="end"/>
-            </w:pPr>
-            <w:r>
-              <w:rPr>
-                <w:rFonts w:ascii="Calibri" w:hAnsi="Calibri"/>
-                <w:sz w:val="20"/>
-              </w:rPr>
-              <w:t xml:space="default">162.6</w:t>
-            </w:r>
-          </w:p>
-        </w:tc>
-        <w:tc>
-          <w:tcPr>
-            <w:tcBorders>
-              <w:top w:val="single" w:space="0" w:color="D3D3D3"/>
-              <w:bottom w:val="single" w:space="0" w:color="D3D3D3"/>
-              <w:start w:val="single" w:space="0" w:color="D3D3D3"/>
-              <w:end w:val="single" w:space="0" w:color="D3D3D3"/>
-            </w:tcBorders>
-            <w:shd w:val="clear" w:color="auto" w:fill="FFDDDD"/>
-          </w:tcPr>
-          <w:p>
-            <w:pPr>
-              <w:spacing w:before="0" w:after="60"/>
-              <w:keepNext/>
-              <w:jc w:val="end"/>
-            </w:pPr>
-            <w:r>
-              <w:rPr>
-                <w:rFonts w:ascii="Calibri" w:hAnsi="Calibri"/>
-                <w:sz w:val="20"/>
-              </w:rPr>
-              <w:t xml:space="default">93.3</w:t>
-            </w:r>
-          </w:p>
-        </w:tc>
-        <w:tc>
-          <w:tcPr>
-            <w:tcBorders>
-              <w:top w:val="single" w:space="0" w:color="D3D3D3"/>
-              <w:bottom w:val="single" w:space="0" w:color="D3D3D3"/>
-              <w:start w:val="single" w:space="0" w:color="D3D3D3"/>
-              <w:end w:val="single" w:space="0" w:color="D3D3D3"/>
-            </w:tcBorders>
-            <w:shd w:val="clear" w:color="auto" w:fill="FFDDDD"/>
-          </w:tcPr>
-          <w:p>
-            <w:pPr>
-              <w:spacing w:before="0" w:after="60"/>
-              <w:keepNext/>
-              <w:jc w:val="start"/>
-            </w:pPr>
-            <w:r>
-              <w:rPr>
-                <w:rFonts w:ascii="Calibri" w:hAnsi="Calibri"/>
-                <w:sz w:val="20"/>
-              </w:rPr>
-              <w:t xml:space="default">❌ out of range</w:t>
+            <w:shd w:val="clear" w:color="auto" w:fill="DDFFDD"/>
+          </w:tcPr>
+          <w:p>
+            <w:pPr>
+              <w:spacing w:before="0" w:after="60"/>
+              <w:keepNext/>
+              <w:jc w:val="end"/>
+            </w:pPr>
+            <w:r>
+              <w:rPr>
+                <w:rFonts w:ascii="Calibri" w:hAnsi="Calibri"/>
+                <w:sz w:val="20"/>
+              </w:rPr>
+              <w:t xml:space="default">2,709.4</w:t>
+            </w:r>
+          </w:p>
+        </w:tc>
+        <w:tc>
+          <w:tcPr>
+            <w:tcBorders>
+              <w:top w:val="single" w:space="0" w:color="D3D3D3"/>
+              <w:bottom w:val="single" w:space="0" w:color="D3D3D3"/>
+              <w:start w:val="single" w:space="0" w:color="D3D3D3"/>
+              <w:end w:val="single" w:space="0" w:color="D3D3D3"/>
+            </w:tcBorders>
+            <w:shd w:val="clear" w:color="auto" w:fill="DDFFDD"/>
+          </w:tcPr>
+          <w:p>
+            <w:pPr>
+              <w:spacing w:before="0" w:after="60"/>
+              <w:keepNext/>
+              <w:jc w:val="end"/>
+            </w:pPr>
+            <w:r>
+              <w:rPr>
+                <w:rFonts w:ascii="Calibri" w:hAnsi="Calibri"/>
+                <w:sz w:val="20"/>
+              </w:rPr>
+              <w:t xml:space="default">12.1</w:t>
+            </w:r>
+          </w:p>
+        </w:tc>
+        <w:tc>
+          <w:tcPr>
+            <w:tcBorders>
+              <w:top w:val="single" w:space="0" w:color="D3D3D3"/>
+              <w:bottom w:val="single" w:space="0" w:color="D3D3D3"/>
+              <w:start w:val="single" w:space="0" w:color="D3D3D3"/>
+              <w:end w:val="single" w:space="0" w:color="D3D3D3"/>
+            </w:tcBorders>
+            <w:shd w:val="clear" w:color="auto" w:fill="DDFFDD"/>
+          </w:tcPr>
+          <w:p>
+            <w:pPr>
+              <w:spacing w:before="0" w:after="60"/>
+              <w:keepNext/>
+              <w:jc w:val="start"/>
+            </w:pPr>
+            <w:r>
+              <w:rPr>
+                <w:rFonts w:ascii="Calibri" w:hAnsi="Calibri"/>
+                <w:sz w:val="20"/>
+              </w:rPr>
+              <w:t xml:space="default">✅ in range</w:t>
             </w:r>
           </w:p>
         </w:tc>
